--- a/DTIPELI.261/Kylla-Ei/04.docx
+++ b/DTIPELI.261/Kylla-Ei/04.docx
@@ -153,6 +153,54 @@
         <w:widowControl/>
         <w:numPr>
           <w:ilvl w:val="0"/>
+          <w:numId w:val="0"/>
+        </w:numPr>
+        <w:pBdr/>
+        <w:bidi w:val="0"/>
+        <w:spacing w:lineRule="auto" w:line="360" w:before="0" w:after="0"/>
+        <w:ind w:hanging="0" w:start="0" w:end="0"/>
+        <w:jc w:val="start"/>
+        <w:rPr>
+          <w:rFonts w:ascii="Open Sans;Helvetica;Arial;sans-serif" w:hAnsi="Open Sans;Helvetica;Arial;sans-serif"/>
+          <w:b w:val="false"/>
+          <w:i w:val="false"/>
+          <w:caps w:val="false"/>
+          <w:smallCaps w:val="false"/>
+          <w:spacing w:val="0"/>
+          <w:sz w:val="24"/>
+        </w:rPr>
+      </w:pPr>
+      <w:r>
+        <w:rPr>
+          <w:rFonts w:ascii="Open Sans;Helvetica;Arial;sans-serif" w:hAnsi="Open Sans;Helvetica;Arial;sans-serif"/>
+          <w:b w:val="false"/>
+          <w:i w:val="false"/>
+          <w:caps w:val="false"/>
+          <w:smallCaps w:val="false"/>
+          <w:spacing w:val="0"/>
+          <w:sz w:val="24"/>
+        </w:rPr>
+        <w:t xml:space="preserve"> </w:t>
+      </w:r>
+      <w:r>
+        <w:rPr>
+          <w:rFonts w:ascii="Open Sans;Helvetica;Arial;sans-serif" w:hAnsi="Open Sans;Helvetica;Arial;sans-serif"/>
+          <w:b w:val="false"/>
+          <w:i w:val="false"/>
+          <w:caps w:val="false"/>
+          <w:smallCaps w:val="false"/>
+          <w:spacing w:val="0"/>
+          <w:sz w:val="24"/>
+        </w:rPr>
+        <w:t>- 00D0.D308.0188</w:t>
+      </w:r>
+    </w:p>
+    <w:p>
+      <w:pPr>
+        <w:pStyle w:val="BodyText"/>
+        <w:widowControl/>
+        <w:numPr>
+          <w:ilvl w:val="0"/>
           <w:numId w:val="1"/>
         </w:numPr>
         <w:pBdr/>
@@ -193,6 +241,66 @@
         <w:widowControl/>
         <w:numPr>
           <w:ilvl w:val="0"/>
+          <w:numId w:val="0"/>
+        </w:numPr>
+        <w:pBdr/>
+        <w:bidi w:val="0"/>
+        <w:spacing w:lineRule="auto" w:line="360" w:before="0" w:after="0"/>
+        <w:ind w:hanging="0" w:start="0" w:end="0"/>
+        <w:jc w:val="start"/>
+        <w:rPr>
+          <w:rFonts w:ascii="Open Sans;Helvetica;Arial;sans-serif" w:hAnsi="Open Sans;Helvetica;Arial;sans-serif"/>
+          <w:b w:val="false"/>
+          <w:i w:val="false"/>
+          <w:caps w:val="false"/>
+          <w:smallCaps w:val="false"/>
+          <w:spacing w:val="0"/>
+          <w:sz w:val="24"/>
+        </w:rPr>
+      </w:pPr>
+      <w:r>
+        <w:rPr>
+          <w:rFonts w:ascii="Open Sans;Helvetica;Arial;sans-serif" w:hAnsi="Open Sans;Helvetica;Arial;sans-serif"/>
+          <w:b w:val="false"/>
+          <w:i w:val="false"/>
+          <w:caps w:val="false"/>
+          <w:smallCaps w:val="false"/>
+          <w:spacing w:val="0"/>
+          <w:sz w:val="24"/>
+        </w:rPr>
+        <w:t xml:space="preserve"> </w:t>
+      </w:r>
+      <w:r>
+        <w:rPr>
+          <w:rFonts w:ascii="Open Sans;Helvetica;Arial;sans-serif" w:hAnsi="Open Sans;Helvetica;Arial;sans-serif"/>
+          <w:b w:val="false"/>
+          <w:i w:val="false"/>
+          <w:caps w:val="false"/>
+          <w:smallCaps w:val="false"/>
+          <w:spacing w:val="0"/>
+          <w:sz w:val="24"/>
+        </w:rPr>
+        <w:t xml:space="preserve">- </w:t>
+      </w:r>
+      <w:r>
+        <w:rPr>
+          <w:rFonts w:ascii="Open Sans;Helvetica;Arial;sans-serif" w:hAnsi="Open Sans;Helvetica;Arial;sans-serif"/>
+          <w:b w:val="false"/>
+          <w:i w:val="false"/>
+          <w:caps w:val="false"/>
+          <w:smallCaps w:val="false"/>
+          <w:spacing w:val="0"/>
+          <w:sz w:val="24"/>
+        </w:rPr>
+        <w:t>VPN, Selain, Maili</w:t>
+      </w:r>
+    </w:p>
+    <w:p>
+      <w:pPr>
+        <w:pStyle w:val="BodyText"/>
+        <w:widowControl/>
+        <w:numPr>
+          <w:ilvl w:val="0"/>
           <w:numId w:val="1"/>
         </w:numPr>
         <w:pBdr/>
@@ -353,6 +461,99 @@
         <w:widowControl/>
         <w:numPr>
           <w:ilvl w:val="0"/>
+          <w:numId w:val="0"/>
+        </w:numPr>
+        <w:pBdr/>
+        <w:bidi w:val="0"/>
+        <w:spacing w:lineRule="auto" w:line="360" w:before="0" w:after="0"/>
+        <w:ind w:hanging="0" w:start="0" w:end="0"/>
+        <w:jc w:val="start"/>
+        <w:rPr>
+          <w:rFonts w:ascii="Open Sans;Helvetica;Arial;sans-serif" w:hAnsi="Open Sans;Helvetica;Arial;sans-serif"/>
+          <w:b w:val="false"/>
+          <w:i w:val="false"/>
+          <w:caps w:val="false"/>
+          <w:smallCaps w:val="false"/>
+          <w:spacing w:val="0"/>
+          <w:sz w:val="24"/>
+        </w:rPr>
+      </w:pPr>
+      <w:r>
+        <w:rPr>
+          <w:rFonts w:ascii="Open Sans;Helvetica;Arial;sans-serif" w:hAnsi="Open Sans;Helvetica;Arial;sans-serif"/>
+          <w:b w:val="false"/>
+          <w:i w:val="false"/>
+          <w:caps w:val="false"/>
+          <w:smallCaps w:val="false"/>
+          <w:spacing w:val="0"/>
+          <w:sz w:val="24"/>
+        </w:rPr>
+        <w:drawing>
+          <wp:anchor behindDoc="0" distT="0" distB="0" distL="0" distR="0" simplePos="0" locked="0" layoutInCell="0" allowOverlap="1" relativeHeight="2">
+            <wp:simplePos x="0" y="0"/>
+            <wp:positionH relativeFrom="column">
+              <wp:align>center</wp:align>
+            </wp:positionH>
+            <wp:positionV relativeFrom="paragraph">
+              <wp:posOffset>635</wp:posOffset>
+            </wp:positionV>
+            <wp:extent cx="6120130" cy="4625340"/>
+            <wp:effectExtent l="0" t="0" r="0" b="0"/>
+            <wp:wrapSquare wrapText="largest"/>
+            <wp:docPr id="1" name="Kuva1"/>
+            <wp:cNvGraphicFramePr>
+              <a:graphicFrameLocks xmlns:a="http://schemas.openxmlformats.org/drawingml/2006/main" noChangeAspect="1"/>
+            </wp:cNvGraphicFramePr>
+            <a:graphic xmlns:a="http://schemas.openxmlformats.org/drawingml/2006/main">
+              <a:graphicData uri="http://schemas.openxmlformats.org/drawingml/2006/picture">
+                <pic:pic xmlns:pic="http://schemas.openxmlformats.org/drawingml/2006/picture">
+                  <pic:nvPicPr>
+                    <pic:cNvPr id="1" name="Kuva1"/>
+                    <pic:cNvPicPr>
+                      <a:picLocks noChangeAspect="1" noChangeArrowheads="1"/>
+                    </pic:cNvPicPr>
+                  </pic:nvPicPr>
+                  <pic:blipFill>
+                    <a:blip r:embed="rId2"/>
+                    <a:stretch>
+                      <a:fillRect/>
+                    </a:stretch>
+                  </pic:blipFill>
+                  <pic:spPr bwMode="auto">
+                    <a:xfrm>
+                      <a:off x="0" y="0"/>
+                      <a:ext cx="6120130" cy="4625340"/>
+                    </a:xfrm>
+                    <a:prstGeom prst="rect">
+                      <a:avLst/>
+                    </a:prstGeom>
+                    <a:noFill/>
+                  </pic:spPr>
+                </pic:pic>
+              </a:graphicData>
+            </a:graphic>
+          </wp:anchor>
+        </w:drawing>
+      </w:r>
+      <w:r>
+        <w:rPr>
+          <w:rFonts w:ascii="Open Sans;Helvetica;Arial;sans-serif" w:hAnsi="Open Sans;Helvetica;Arial;sans-serif"/>
+          <w:b w:val="false"/>
+          <w:i w:val="false"/>
+          <w:caps w:val="false"/>
+          <w:smallCaps w:val="false"/>
+          <w:spacing w:val="0"/>
+          <w:sz w:val="24"/>
+        </w:rPr>
+        <w:t xml:space="preserve"> </w:t>
+      </w:r>
+    </w:p>
+    <w:p>
+      <w:pPr>
+        <w:pStyle w:val="BodyText"/>
+        <w:widowControl/>
+        <w:numPr>
+          <w:ilvl w:val="0"/>
           <w:numId w:val="1"/>
         </w:numPr>
         <w:pBdr/>
@@ -625,18 +826,10 @@
           <w:tab w:val="left" w:pos="0" w:leader="none"/>
         </w:tabs>
         <w:bidi w:val="0"/>
-        <w:spacing w:lineRule="auto" w:line="360"/>
-        <w:ind w:hanging="0" w:start="0" w:end="0"/>
-        <w:jc w:val="start"/>
-        <w:rPr>
-          <w:rFonts w:ascii="Open Sans;Helvetica;Arial;sans-serif" w:hAnsi="Open Sans;Helvetica;Arial;sans-serif"/>
-          <w:b w:val="false"/>
-          <w:i w:val="false"/>
-          <w:caps w:val="false"/>
-          <w:smallCaps w:val="false"/>
-          <w:spacing w:val="0"/>
-          <w:sz w:val="24"/>
-        </w:rPr>
+        <w:spacing w:lineRule="auto" w:line="360" w:before="0" w:after="140"/>
+        <w:ind w:hanging="0" w:start="0" w:end="0"/>
+        <w:jc w:val="start"/>
+        <w:rPr/>
       </w:pPr>
       <w:r>
         <w:rPr>
@@ -649,17 +842,6 @@
           <w:sz w:val="24"/>
         </w:rPr>
         <w:t>Tallenna työsi.</w:t>
-      </w:r>
-    </w:p>
-    <w:p>
-      <w:pPr>
-        <w:pStyle w:val="Normal"/>
-        <w:bidi w:val="0"/>
-        <w:jc w:val="start"/>
-        <w:rPr/>
-      </w:pPr>
-      <w:r>
-        <w:rPr/>
       </w:r>
     </w:p>
     <w:sectPr>
